--- a/pr-preview/pr-27/chapters/big-data-tracked-changes.docx
+++ b/pr-preview/pr-27/chapters/big-data-tracked-changes.docx
@@ -16,7 +16,7 @@
       </w:pPr>
       <w:del w:id="1" w:author="PR Preview" w:date="2026-01-01T00:00:00Z">
         <w:r>
-          <w:delText xml:space="preserve">Last modified: 2026-10-12 21:28:22 (PDT)</w:delText>
+          <w:delText xml:space="preserve">Last modified: 2026-10-14 01:49:27 (PDT)</w:delText>
         </w:r>
       </w:del>
     </w:p>
@@ -26,7 +26,7 @@
       </w:pPr>
       <w:ins w:id="2" w:author="PR Preview" w:date="2026-01-01T00:00:00Z">
         <w:r>
-          <w:t xml:space="preserve">Last modified: 2026-10-14 01:35:48 (PDT)</w:t>
+          <w:t xml:space="preserve">Last modified: 2026-10-14 01:49:06 (PDT)</w:t>
         </w:r>
       </w:ins>
     </w:p>
@@ -428,7 +428,7 @@
       </w:pPr>
       <w:ins w:id="67" w:author="PR Preview" w:date="2026-01-01T00:00:00Z">
         <w:r>
-          <w:t xml:space="preserve">It may also be the case that you’re working with very large datasets. Generally I would define this as 10+ million rows. As is outlined in this document, the 3 main players in the data analysis space are Base R, Tidyverse (more specificially,</w:t>
+          <w:t xml:space="preserve">It may also be the case that you’re working with very large datasets. Generally I would define this as 10+ million rows. As is outlined in this document, the 3 main players in the data analysis space are Base R,</w:t>
         </w:r>
       </w:ins>
       <w:ins w:id="68" w:author="PR Preview" w:date="2026-01-01T00:00:00Z">
@@ -441,20 +441,43 @@
           <w:rPr>
             <w:rStyle w:val="VerbatimChar"/>
           </w:rPr>
+          <w:t xml:space="preserve">Tidyverse</w:t>
+        </w:r>
+      </w:ins>
+      <w:ins w:id="70" w:author="PR Preview" w:date="2026-01-01T00:00:00Z">
+        <w:r>
+          <w:t xml:space="preserve"> </w:t>
+        </w:r>
+      </w:ins>
+      <w:ins w:id="71" w:author="PR Preview" w:date="2026-01-01T00:00:00Z">
+        <w:r>
+          <w:t xml:space="preserve">(more specificially,</w:t>
+        </w:r>
+      </w:ins>
+      <w:ins w:id="72" w:author="PR Preview" w:date="2026-01-01T00:00:00Z">
+        <w:r>
+          <w:t xml:space="preserve"> </w:t>
+        </w:r>
+      </w:ins>
+      <w:ins w:id="73" w:author="PR Preview" w:date="2026-01-01T00:00:00Z">
+        <w:r>
+          <w:rPr>
+            <w:rStyle w:val="VerbatimChar"/>
+          </w:rPr>
           <w:t xml:space="preserve">dplyr</w:t>
         </w:r>
       </w:ins>
-      <w:ins w:id="70" w:author="PR Preview" w:date="2026-01-01T00:00:00Z">
+      <w:ins w:id="74" w:author="PR Preview" w:date="2026-01-01T00:00:00Z">
         <w:r>
           <w:t xml:space="preserve">), and</w:t>
         </w:r>
       </w:ins>
-      <w:ins w:id="71" w:author="PR Preview" w:date="2026-01-01T00:00:00Z">
-        <w:r>
-          <w:t xml:space="preserve"> </w:t>
-        </w:r>
-      </w:ins>
-      <w:ins w:id="72" w:author="PR Preview" w:date="2026-01-01T00:00:00Z">
+      <w:ins w:id="75" w:author="PR Preview" w:date="2026-01-01T00:00:00Z">
+        <w:r>
+          <w:t xml:space="preserve"> </w:t>
+        </w:r>
+      </w:ins>
+      <w:ins w:id="76" w:author="PR Preview" w:date="2026-01-01T00:00:00Z">
         <w:r>
           <w:rPr>
             <w:rStyle w:val="VerbatimChar"/>
@@ -462,17 +485,17 @@
           <w:t xml:space="preserve">data.table</w:t>
         </w:r>
       </w:ins>
-      <w:ins w:id="73" w:author="PR Preview" w:date="2026-01-01T00:00:00Z">
+      <w:ins w:id="77" w:author="PR Preview" w:date="2026-01-01T00:00:00Z">
         <w:r>
           <w:t xml:space="preserve">. For a majority of things, Base R is inferior to both</w:t>
         </w:r>
       </w:ins>
-      <w:ins w:id="74" w:author="PR Preview" w:date="2026-01-01T00:00:00Z">
-        <w:r>
-          <w:t xml:space="preserve"> </w:t>
-        </w:r>
-      </w:ins>
-      <w:ins w:id="75" w:author="PR Preview" w:date="2026-01-01T00:00:00Z">
+      <w:ins w:id="78" w:author="PR Preview" w:date="2026-01-01T00:00:00Z">
+        <w:r>
+          <w:t xml:space="preserve"> </w:t>
+        </w:r>
+      </w:ins>
+      <w:ins w:id="79" w:author="PR Preview" w:date="2026-01-01T00:00:00Z">
         <w:r>
           <w:rPr>
             <w:rStyle w:val="VerbatimChar"/>
@@ -480,22 +503,22 @@
           <w:t xml:space="preserve">dplyr</w:t>
         </w:r>
       </w:ins>
-      <w:ins w:id="76" w:author="PR Preview" w:date="2026-01-01T00:00:00Z">
-        <w:r>
-          <w:t xml:space="preserve"> </w:t>
-        </w:r>
-      </w:ins>
-      <w:ins w:id="77" w:author="PR Preview" w:date="2026-01-01T00:00:00Z">
+      <w:ins w:id="80" w:author="PR Preview" w:date="2026-01-01T00:00:00Z">
+        <w:r>
+          <w:t xml:space="preserve"> </w:t>
+        </w:r>
+      </w:ins>
+      <w:ins w:id="81" w:author="PR Preview" w:date="2026-01-01T00:00:00Z">
         <w:r>
           <w:t xml:space="preserve">and</w:t>
         </w:r>
       </w:ins>
-      <w:ins w:id="78" w:author="PR Preview" w:date="2026-01-01T00:00:00Z">
-        <w:r>
-          <w:t xml:space="preserve"> </w:t>
-        </w:r>
-      </w:ins>
-      <w:ins w:id="79" w:author="PR Preview" w:date="2026-01-01T00:00:00Z">
+      <w:ins w:id="82" w:author="PR Preview" w:date="2026-01-01T00:00:00Z">
+        <w:r>
+          <w:t xml:space="preserve"> </w:t>
+        </w:r>
+      </w:ins>
+      <w:ins w:id="83" w:author="PR Preview" w:date="2026-01-01T00:00:00Z">
         <w:r>
           <w:rPr>
             <w:rStyle w:val="VerbatimChar"/>
@@ -503,17 +526,17 @@
           <w:t xml:space="preserve">data.table</w:t>
         </w:r>
       </w:ins>
-      <w:ins w:id="80" w:author="PR Preview" w:date="2026-01-01T00:00:00Z">
+      <w:ins w:id="84" w:author="PR Preview" w:date="2026-01-01T00:00:00Z">
         <w:r>
           <w:t xml:space="preserve">, with concise but less clear syntax and less speed.</w:t>
         </w:r>
       </w:ins>
-      <w:ins w:id="81" w:author="PR Preview" w:date="2026-01-01T00:00:00Z">
-        <w:r>
-          <w:t xml:space="preserve"> </w:t>
-        </w:r>
-      </w:ins>
-      <w:ins w:id="82" w:author="PR Preview" w:date="2026-01-01T00:00:00Z">
+      <w:ins w:id="85" w:author="PR Preview" w:date="2026-01-01T00:00:00Z">
+        <w:r>
+          <w:t xml:space="preserve"> </w:t>
+        </w:r>
+      </w:ins>
+      <w:ins w:id="86" w:author="PR Preview" w:date="2026-01-01T00:00:00Z">
         <w:r>
           <w:rPr>
             <w:rStyle w:val="VerbatimChar"/>
@@ -521,22 +544,22 @@
           <w:t xml:space="preserve">Dplyr</w:t>
         </w:r>
       </w:ins>
-      <w:ins w:id="83" w:author="PR Preview" w:date="2026-01-01T00:00:00Z">
-        <w:r>
-          <w:t xml:space="preserve"> </w:t>
-        </w:r>
-      </w:ins>
-      <w:ins w:id="84" w:author="PR Preview" w:date="2026-01-01T00:00:00Z">
+      <w:ins w:id="87" w:author="PR Preview" w:date="2026-01-01T00:00:00Z">
+        <w:r>
+          <w:t xml:space="preserve"> </w:t>
+        </w:r>
+      </w:ins>
+      <w:ins w:id="88" w:author="PR Preview" w:date="2026-01-01T00:00:00Z">
         <w:r>
           <w:t xml:space="preserve">is architected for medium and smaller data, and while its very fast for everyday usage, it trades off maximum performance for ease of use and syntax compared to</w:t>
         </w:r>
       </w:ins>
-      <w:ins w:id="85" w:author="PR Preview" w:date="2026-01-01T00:00:00Z">
-        <w:r>
-          <w:t xml:space="preserve"> </w:t>
-        </w:r>
-      </w:ins>
-      <w:ins w:id="86" w:author="PR Preview" w:date="2026-01-01T00:00:00Z">
+      <w:ins w:id="89" w:author="PR Preview" w:date="2026-01-01T00:00:00Z">
+        <w:r>
+          <w:t xml:space="preserve"> </w:t>
+        </w:r>
+      </w:ins>
+      <w:ins w:id="90" w:author="PR Preview" w:date="2026-01-01T00:00:00Z">
         <w:r>
           <w:rPr>
             <w:rStyle w:val="VerbatimChar"/>
@@ -544,17 +567,17 @@
           <w:t xml:space="preserve">data.table</w:t>
         </w:r>
       </w:ins>
-      <w:ins w:id="87" w:author="PR Preview" w:date="2026-01-01T00:00:00Z">
+      <w:ins w:id="91" w:author="PR Preview" w:date="2026-01-01T00:00:00Z">
         <w:r>
           <w:t xml:space="preserve">. An overview of the</w:t>
         </w:r>
       </w:ins>
-      <w:ins w:id="88" w:author="PR Preview" w:date="2026-01-01T00:00:00Z">
-        <w:r>
-          <w:t xml:space="preserve"> </w:t>
-        </w:r>
-      </w:ins>
-      <w:ins w:id="89" w:author="PR Preview" w:date="2026-01-01T00:00:00Z">
+      <w:ins w:id="92" w:author="PR Preview" w:date="2026-01-01T00:00:00Z">
+        <w:r>
+          <w:t xml:space="preserve"> </w:t>
+        </w:r>
+      </w:ins>
+      <w:ins w:id="93" w:author="PR Preview" w:date="2026-01-01T00:00:00Z">
         <w:r>
           <w:rPr>
             <w:rStyle w:val="VerbatimChar"/>
@@ -562,22 +585,22 @@
           <w:t xml:space="preserve">dplyr</w:t>
         </w:r>
       </w:ins>
-      <w:ins w:id="90" w:author="PR Preview" w:date="2026-01-01T00:00:00Z">
-        <w:r>
-          <w:t xml:space="preserve"> </w:t>
-        </w:r>
-      </w:ins>
-      <w:ins w:id="91" w:author="PR Preview" w:date="2026-01-01T00:00:00Z">
+      <w:ins w:id="94" w:author="PR Preview" w:date="2026-01-01T00:00:00Z">
+        <w:r>
+          <w:t xml:space="preserve"> </w:t>
+        </w:r>
+      </w:ins>
+      <w:ins w:id="95" w:author="PR Preview" w:date="2026-01-01T00:00:00Z">
         <w:r>
           <w:t xml:space="preserve">vs</w:t>
         </w:r>
       </w:ins>
-      <w:ins w:id="92" w:author="PR Preview" w:date="2026-01-01T00:00:00Z">
-        <w:r>
-          <w:t xml:space="preserve"> </w:t>
-        </w:r>
-      </w:ins>
-      <w:ins w:id="93" w:author="PR Preview" w:date="2026-01-01T00:00:00Z">
+      <w:ins w:id="96" w:author="PR Preview" w:date="2026-01-01T00:00:00Z">
+        <w:r>
+          <w:t xml:space="preserve"> </w:t>
+        </w:r>
+      </w:ins>
+      <w:ins w:id="97" w:author="PR Preview" w:date="2026-01-01T00:00:00Z">
         <w:r>
           <w:rPr>
             <w:rStyle w:val="VerbatimChar"/>
@@ -585,23 +608,23 @@
           <w:t xml:space="preserve">data.table</w:t>
         </w:r>
       </w:ins>
-      <w:ins w:id="94" w:author="PR Preview" w:date="2026-01-01T00:00:00Z">
-        <w:r>
-          <w:t xml:space="preserve"> </w:t>
-        </w:r>
-      </w:ins>
-      <w:ins w:id="95" w:author="PR Preview" w:date="2026-01-01T00:00:00Z">
+      <w:ins w:id="98" w:author="PR Preview" w:date="2026-01-01T00:00:00Z">
+        <w:r>
+          <w:t xml:space="preserve"> </w:t>
+        </w:r>
+      </w:ins>
+      <w:ins w:id="99" w:author="PR Preview" w:date="2026-01-01T00:00:00Z">
         <w:r>
           <w:t xml:space="preserve">debate can be found in</w:t>
         </w:r>
       </w:ins>
-      <w:ins w:id="96" w:author="PR Preview" w:date="2026-01-01T00:00:00Z">
+      <w:ins w:id="100" w:author="PR Preview" w:date="2026-01-01T00:00:00Z">
         <w:r>
           <w:t xml:space="preserve"> </w:t>
         </w:r>
       </w:ins>
       <w:hyperlink r:id="rId9">
-        <w:ins w:id="97" w:author="PR Preview" w:date="2026-01-01T00:00:00Z">
+        <w:ins w:id="101" w:author="PR Preview" w:date="2026-01-01T00:00:00Z">
           <w:r>
             <w:rPr>
               <w:rStyle w:val="Hyperlink"/>
@@ -610,12 +633,12 @@
           </w:r>
         </w:ins>
       </w:hyperlink>
-      <w:ins w:id="98" w:author="PR Preview" w:date="2026-01-01T00:00:00Z">
-        <w:r>
-          <w:t xml:space="preserve"> </w:t>
-        </w:r>
-      </w:ins>
-      <w:ins w:id="99" w:author="PR Preview" w:date="2026-01-01T00:00:00Z">
+      <w:ins w:id="102" w:author="PR Preview" w:date="2026-01-01T00:00:00Z">
+        <w:r>
+          <w:t xml:space="preserve"> </w:t>
+        </w:r>
+      </w:ins>
+      <w:ins w:id="103" w:author="PR Preview" w:date="2026-01-01T00:00:00Z">
         <w:r>
           <w:t xml:space="preserve">and all 3 answers are worth a read.</w:t>
         </w:r>
@@ -625,17 +648,17 @@
       <w:pPr>
         <w:pStyle w:val="BodyText"/>
       </w:pPr>
-      <w:ins w:id="100" w:author="PR Preview" w:date="2026-01-01T00:00:00Z">
+      <w:ins w:id="104" w:author="PR Preview" w:date="2026-01-01T00:00:00Z">
         <w:r>
           <w:t xml:space="preserve">You can also achieve a performance boost by running</w:t>
         </w:r>
       </w:ins>
-      <w:ins w:id="101" w:author="PR Preview" w:date="2026-01-01T00:00:00Z">
-        <w:r>
-          <w:t xml:space="preserve"> </w:t>
-        </w:r>
-      </w:ins>
-      <w:ins w:id="102" w:author="PR Preview" w:date="2026-01-01T00:00:00Z">
+      <w:ins w:id="105" w:author="PR Preview" w:date="2026-01-01T00:00:00Z">
+        <w:r>
+          <w:t xml:space="preserve"> </w:t>
+        </w:r>
+      </w:ins>
+      <w:ins w:id="106" w:author="PR Preview" w:date="2026-01-01T00:00:00Z">
         <w:r>
           <w:rPr>
             <w:rStyle w:val="VerbatimChar"/>
@@ -643,22 +666,22 @@
           <w:t xml:space="preserve">dplyr</w:t>
         </w:r>
       </w:ins>
-      <w:ins w:id="103" w:author="PR Preview" w:date="2026-01-01T00:00:00Z">
-        <w:r>
-          <w:t xml:space="preserve"> </w:t>
-        </w:r>
-      </w:ins>
-      <w:ins w:id="104" w:author="PR Preview" w:date="2026-01-01T00:00:00Z">
+      <w:ins w:id="107" w:author="PR Preview" w:date="2026-01-01T00:00:00Z">
+        <w:r>
+          <w:t xml:space="preserve"> </w:t>
+        </w:r>
+      </w:ins>
+      <w:ins w:id="108" w:author="PR Preview" w:date="2026-01-01T00:00:00Z">
         <w:r>
           <w:t xml:space="preserve">commands on</w:t>
         </w:r>
       </w:ins>
-      <w:ins w:id="105" w:author="PR Preview" w:date="2026-01-01T00:00:00Z">
-        <w:r>
-          <w:t xml:space="preserve"> </w:t>
-        </w:r>
-      </w:ins>
-      <w:ins w:id="106" w:author="PR Preview" w:date="2026-01-01T00:00:00Z">
+      <w:ins w:id="109" w:author="PR Preview" w:date="2026-01-01T00:00:00Z">
+        <w:r>
+          <w:t xml:space="preserve"> </w:t>
+        </w:r>
+      </w:ins>
+      <w:ins w:id="110" w:author="PR Preview" w:date="2026-01-01T00:00:00Z">
         <w:r>
           <w:rPr>
             <w:rStyle w:val="VerbatimChar"/>
@@ -666,17 +689,17 @@
           <w:t xml:space="preserve">data.table</w:t>
         </w:r>
       </w:ins>
-      <w:ins w:id="107" w:author="PR Preview" w:date="2026-01-01T00:00:00Z">
+      <w:ins w:id="111" w:author="PR Preview" w:date="2026-01-01T00:00:00Z">
         <w:r>
           <w:t xml:space="preserve">s, which I find to be the best of both worlds, given that a</w:t>
         </w:r>
       </w:ins>
-      <w:ins w:id="108" w:author="PR Preview" w:date="2026-01-01T00:00:00Z">
-        <w:r>
-          <w:t xml:space="preserve"> </w:t>
-        </w:r>
-      </w:ins>
-      <w:ins w:id="109" w:author="PR Preview" w:date="2026-01-01T00:00:00Z">
+      <w:ins w:id="112" w:author="PR Preview" w:date="2026-01-01T00:00:00Z">
+        <w:r>
+          <w:t xml:space="preserve"> </w:t>
+        </w:r>
+      </w:ins>
+      <w:ins w:id="113" w:author="PR Preview" w:date="2026-01-01T00:00:00Z">
         <w:r>
           <w:rPr>
             <w:rStyle w:val="VerbatimChar"/>
@@ -684,22 +707,22 @@
           <w:t xml:space="preserve">data.table</w:t>
         </w:r>
       </w:ins>
-      <w:ins w:id="110" w:author="PR Preview" w:date="2026-01-01T00:00:00Z">
-        <w:r>
-          <w:t xml:space="preserve"> </w:t>
-        </w:r>
-      </w:ins>
-      <w:ins w:id="111" w:author="PR Preview" w:date="2026-01-01T00:00:00Z">
+      <w:ins w:id="114" w:author="PR Preview" w:date="2026-01-01T00:00:00Z">
+        <w:r>
+          <w:t xml:space="preserve"> </w:t>
+        </w:r>
+      </w:ins>
+      <w:ins w:id="115" w:author="PR Preview" w:date="2026-01-01T00:00:00Z">
         <w:r>
           <w:t xml:space="preserve">is a special type of</w:t>
         </w:r>
       </w:ins>
-      <w:ins w:id="112" w:author="PR Preview" w:date="2026-01-01T00:00:00Z">
-        <w:r>
-          <w:t xml:space="preserve"> </w:t>
-        </w:r>
-      </w:ins>
-      <w:ins w:id="113" w:author="PR Preview" w:date="2026-01-01T00:00:00Z">
+      <w:ins w:id="116" w:author="PR Preview" w:date="2026-01-01T00:00:00Z">
+        <w:r>
+          <w:t xml:space="preserve"> </w:t>
+        </w:r>
+      </w:ins>
+      <w:ins w:id="117" w:author="PR Preview" w:date="2026-01-01T00:00:00Z">
         <w:r>
           <w:rPr>
             <w:rStyle w:val="VerbatimChar"/>
@@ -707,22 +730,22 @@
           <w:t xml:space="preserve">data.frame</w:t>
         </w:r>
       </w:ins>
-      <w:ins w:id="114" w:author="PR Preview" w:date="2026-01-01T00:00:00Z">
-        <w:r>
-          <w:t xml:space="preserve"> </w:t>
-        </w:r>
-      </w:ins>
-      <w:ins w:id="115" w:author="PR Preview" w:date="2026-01-01T00:00:00Z">
+      <w:ins w:id="118" w:author="PR Preview" w:date="2026-01-01T00:00:00Z">
+        <w:r>
+          <w:t xml:space="preserve"> </w:t>
+        </w:r>
+      </w:ins>
+      <w:ins w:id="119" w:author="PR Preview" w:date="2026-01-01T00:00:00Z">
         <w:r>
           <w:t xml:space="preserve">and fairly easy to convert with the</w:t>
         </w:r>
       </w:ins>
-      <w:ins w:id="116" w:author="PR Preview" w:date="2026-01-01T00:00:00Z">
-        <w:r>
-          <w:t xml:space="preserve"> </w:t>
-        </w:r>
-      </w:ins>
-      <w:ins w:id="117" w:author="PR Preview" w:date="2026-01-01T00:00:00Z">
+      <w:ins w:id="120" w:author="PR Preview" w:date="2026-01-01T00:00:00Z">
+        <w:r>
+          <w:t xml:space="preserve"> </w:t>
+        </w:r>
+      </w:ins>
+      <w:ins w:id="121" w:author="PR Preview" w:date="2026-01-01T00:00:00Z">
         <w:r>
           <w:rPr>
             <w:rStyle w:val="VerbatimChar"/>
@@ -730,22 +753,22 @@
           <w:t xml:space="preserve">as.data.table()</w:t>
         </w:r>
       </w:ins>
-      <w:ins w:id="118" w:author="PR Preview" w:date="2026-01-01T00:00:00Z">
-        <w:r>
-          <w:t xml:space="preserve"> </w:t>
-        </w:r>
-      </w:ins>
-      <w:ins w:id="119" w:author="PR Preview" w:date="2026-01-01T00:00:00Z">
+      <w:ins w:id="122" w:author="PR Preview" w:date="2026-01-01T00:00:00Z">
+        <w:r>
+          <w:t xml:space="preserve"> </w:t>
+        </w:r>
+      </w:ins>
+      <w:ins w:id="123" w:author="PR Preview" w:date="2026-01-01T00:00:00Z">
         <w:r>
           <w:t xml:space="preserve">function. The</w:t>
         </w:r>
       </w:ins>
-      <w:ins w:id="120" w:author="PR Preview" w:date="2026-01-01T00:00:00Z">
-        <w:r>
-          <w:t xml:space="preserve"> </w:t>
-        </w:r>
-      </w:ins>
-      <w:ins w:id="121" w:author="PR Preview" w:date="2026-01-01T00:00:00Z">
+      <w:ins w:id="124" w:author="PR Preview" w:date="2026-01-01T00:00:00Z">
+        <w:r>
+          <w:t xml:space="preserve"> </w:t>
+        </w:r>
+      </w:ins>
+      <w:ins w:id="125" w:author="PR Preview" w:date="2026-01-01T00:00:00Z">
         <w:r>
           <w:rPr>
             <w:rStyle w:val="VerbatimChar"/>
@@ -753,22 +776,22 @@
           <w:t xml:space="preserve">dtplyr</w:t>
         </w:r>
       </w:ins>
-      <w:ins w:id="122" w:author="PR Preview" w:date="2026-01-01T00:00:00Z">
-        <w:r>
-          <w:t xml:space="preserve"> </w:t>
-        </w:r>
-      </w:ins>
-      <w:ins w:id="123" w:author="PR Preview" w:date="2026-01-01T00:00:00Z">
+      <w:ins w:id="126" w:author="PR Preview" w:date="2026-01-01T00:00:00Z">
+        <w:r>
+          <w:t xml:space="preserve"> </w:t>
+        </w:r>
+      </w:ins>
+      <w:ins w:id="127" w:author="PR Preview" w:date="2026-01-01T00:00:00Z">
         <w:r>
           <w:t xml:space="preserve">package provides this: it translates</w:t>
         </w:r>
       </w:ins>
-      <w:ins w:id="124" w:author="PR Preview" w:date="2026-01-01T00:00:00Z">
-        <w:r>
-          <w:t xml:space="preserve"> </w:t>
-        </w:r>
-      </w:ins>
-      <w:ins w:id="125" w:author="PR Preview" w:date="2026-01-01T00:00:00Z">
+      <w:ins w:id="128" w:author="PR Preview" w:date="2026-01-01T00:00:00Z">
+        <w:r>
+          <w:t xml:space="preserve"> </w:t>
+        </w:r>
+      </w:ins>
+      <w:ins w:id="129" w:author="PR Preview" w:date="2026-01-01T00:00:00Z">
         <w:r>
           <w:rPr>
             <w:rStyle w:val="VerbatimChar"/>
@@ -776,22 +799,22 @@
           <w:t xml:space="preserve">dplyr</w:t>
         </w:r>
       </w:ins>
-      <w:ins w:id="126" w:author="PR Preview" w:date="2026-01-01T00:00:00Z">
-        <w:r>
-          <w:t xml:space="preserve"> </w:t>
-        </w:r>
-      </w:ins>
-      <w:ins w:id="127" w:author="PR Preview" w:date="2026-01-01T00:00:00Z">
+      <w:ins w:id="130" w:author="PR Preview" w:date="2026-01-01T00:00:00Z">
+        <w:r>
+          <w:t xml:space="preserve"> </w:t>
+        </w:r>
+      </w:ins>
+      <w:ins w:id="131" w:author="PR Preview" w:date="2026-01-01T00:00:00Z">
         <w:r>
           <w:t xml:space="preserve">code into</w:t>
         </w:r>
       </w:ins>
-      <w:ins w:id="128" w:author="PR Preview" w:date="2026-01-01T00:00:00Z">
-        <w:r>
-          <w:t xml:space="preserve"> </w:t>
-        </w:r>
-      </w:ins>
-      <w:ins w:id="129" w:author="PR Preview" w:date="2026-01-01T00:00:00Z">
+      <w:ins w:id="132" w:author="PR Preview" w:date="2026-01-01T00:00:00Z">
+        <w:r>
+          <w:t xml:space="preserve"> </w:t>
+        </w:r>
+      </w:ins>
+      <w:ins w:id="133" w:author="PR Preview" w:date="2026-01-01T00:00:00Z">
         <w:r>
           <w:rPr>
             <w:rStyle w:val="VerbatimChar"/>
@@ -799,12 +822,12 @@
           <w:t xml:space="preserve">data.table</w:t>
         </w:r>
       </w:ins>
-      <w:ins w:id="130" w:author="PR Preview" w:date="2026-01-01T00:00:00Z">
-        <w:r>
-          <w:t xml:space="preserve"> </w:t>
-        </w:r>
-      </w:ins>
-      <w:ins w:id="131" w:author="PR Preview" w:date="2026-01-01T00:00:00Z">
+      <w:ins w:id="134" w:author="PR Preview" w:date="2026-01-01T00:00:00Z">
+        <w:r>
+          <w:t xml:space="preserve"> </w:t>
+        </w:r>
+      </w:ins>
+      <w:ins w:id="135" w:author="PR Preview" w:date="2026-01-01T00:00:00Z">
         <w:r>
           <w:t xml:space="preserve">code, which is the source of the speedup.</w:t>
         </w:r>

--- a/pr-preview/pr-27/chapters/big-data-tracked-changes.docx
+++ b/pr-preview/pr-27/chapters/big-data-tracked-changes.docx
@@ -16,7 +16,7 @@
       </w:pPr>
       <w:del w:id="1" w:author="PR Preview" w:date="2026-01-01T00:00:00Z">
         <w:r>
-          <w:delText xml:space="preserve">Last modified: 2026-10-14 01:49:27 (PDT)</w:delText>
+          <w:delText xml:space="preserve">Last modified: 2026-10-14 03:38:56 (PDT)</w:delText>
         </w:r>
       </w:del>
     </w:p>
@@ -26,11 +26,11 @@
       </w:pPr>
       <w:ins w:id="2" w:author="PR Preview" w:date="2026-01-01T00:00:00Z">
         <w:r>
-          <w:t xml:space="preserve">Last modified: 2026-10-14 01:49:06 (PDT)</w:t>
+          <w:t xml:space="preserve">Last modified: 2026-10-14 03:54:35 (PDT)</w:t>
         </w:r>
       </w:ins>
     </w:p>
-    <w:bookmarkStart w:id="10" w:name="sec-the-data-table-package"/>
+    <w:bookmarkStart w:id="11" w:name="sec-the-data-table-package"/>
     <w:p>
       <w:pPr>
         <w:pStyle w:val="Heading2"/>
@@ -43,924 +43,534 @@
       <w:pPr>
         <w:pStyle w:val="FirstParagraph"/>
       </w:pPr>
-      <w:del w:id="3" w:author="PR Preview" w:date="2026-01-01T00:00:00Z">
+      <w:r>
+        <w:t xml:space="preserve">It may also be the case that you’re working with very large datasets.</w:t>
+      </w:r>
+      <w:r>
+        <w:t xml:space="preserve"> </w:t>
+      </w:r>
+      <w:r>
+        <w:t xml:space="preserve">Generally I would define this as 10+ million rows.</w:t>
+      </w:r>
+      <w:r>
+        <w:t xml:space="preserve"> </w:t>
+      </w:r>
+      <w:r>
+        <w:t xml:space="preserve">As is outlined in this document, the 3 main players in the data analysis space are Base R,</w:t>
+      </w:r>
+      <w:r>
+        <w:t xml:space="preserve"> </w:t>
+      </w:r>
+      <w:r>
+        <w:rPr>
+          <w:rStyle w:val="VerbatimChar"/>
+        </w:rPr>
+        <w:t xml:space="preserve">tidyverse</w:t>
+      </w:r>
+      <w:r>
+        <w:t xml:space="preserve"> </w:t>
+      </w:r>
+      <w:r>
+        <w:t xml:space="preserve">(more specifically,</w:t>
+      </w:r>
+      <w:r>
+        <w:t xml:space="preserve"> </w:t>
+      </w:r>
+      <w:r>
+        <w:rPr>
+          <w:rStyle w:val="VerbatimChar"/>
+        </w:rPr>
+        <w:t xml:space="preserve">dplyr</w:t>
+      </w:r>
+      <w:r>
+        <w:t xml:space="preserve">), and</w:t>
+      </w:r>
+      <w:r>
+        <w:t xml:space="preserve"> </w:t>
+      </w:r>
+      <w:r>
+        <w:rPr>
+          <w:rStyle w:val="VerbatimChar"/>
+        </w:rPr>
+        <w:t xml:space="preserve">data.table</w:t>
+      </w:r>
+      <w:r>
+        <w:t xml:space="preserve">.</w:t>
+      </w:r>
+      <w:r>
+        <w:t xml:space="preserve"> </w:t>
+      </w:r>
+      <w:r>
+        <w:t xml:space="preserve">For a majority of things, Base R is inferior to both</w:t>
+      </w:r>
+      <w:r>
+        <w:t xml:space="preserve"> </w:t>
+      </w:r>
+      <w:r>
+        <w:rPr>
+          <w:rStyle w:val="VerbatimChar"/>
+        </w:rPr>
+        <w:t xml:space="preserve">dplyr</w:t>
+      </w:r>
+      <w:r>
+        <w:t xml:space="preserve"> </w:t>
+      </w:r>
+      <w:r>
+        <w:t xml:space="preserve">and</w:t>
+      </w:r>
+      <w:r>
+        <w:t xml:space="preserve"> </w:t>
+      </w:r>
+      <w:r>
+        <w:rPr>
+          <w:rStyle w:val="VerbatimChar"/>
+        </w:rPr>
+        <w:t xml:space="preserve">data.table</w:t>
+      </w:r>
+      <w:r>
+        <w:t xml:space="preserve">, with concise but less clear syntax and less speed.</w:t>
+      </w:r>
+      <w:r>
+        <w:t xml:space="preserve"> </w:t>
+      </w:r>
+      <w:r>
+        <w:rPr>
+          <w:rStyle w:val="VerbatimChar"/>
+        </w:rPr>
+        <w:t xml:space="preserve">dplyr</w:t>
+      </w:r>
+      <w:r>
+        <w:t xml:space="preserve"> </w:t>
+      </w:r>
+      <w:r>
+        <w:t xml:space="preserve">is architected for medium and smaller data, and while it’s very fast for everyday usage, it trades off maximum performance for ease of use and syntax compared to</w:t>
+      </w:r>
+      <w:r>
+        <w:t xml:space="preserve"> </w:t>
+      </w:r>
+      <w:r>
+        <w:rPr>
+          <w:rStyle w:val="VerbatimChar"/>
+        </w:rPr>
+        <w:t xml:space="preserve">data.table</w:t>
+      </w:r>
+      <w:r>
+        <w:t xml:space="preserve">.</w:t>
+      </w:r>
+      <w:r>
+        <w:t xml:space="preserve"> </w:t>
+      </w:r>
+      <w:r>
+        <w:t xml:space="preserve">An overview of the</w:t>
+      </w:r>
+      <w:r>
+        <w:t xml:space="preserve"> </w:t>
+      </w:r>
+      <w:r>
+        <w:rPr>
+          <w:rStyle w:val="VerbatimChar"/>
+        </w:rPr>
+        <w:t xml:space="preserve">dplyr</w:t>
+      </w:r>
+      <w:r>
+        <w:t xml:space="preserve"> </w:t>
+      </w:r>
+      <w:r>
+        <w:t xml:space="preserve">vs</w:t>
+      </w:r>
+      <w:r>
+        <w:t xml:space="preserve"> </w:t>
+      </w:r>
+      <w:r>
+        <w:rPr>
+          <w:rStyle w:val="VerbatimChar"/>
+        </w:rPr>
+        <w:t xml:space="preserve">data.table</w:t>
+      </w:r>
+      <w:r>
+        <w:t xml:space="preserve"> </w:t>
+      </w:r>
+      <w:r>
+        <w:t xml:space="preserve">debate can be found in</w:t>
+      </w:r>
+      <w:r>
+        <w:t xml:space="preserve"> </w:t>
+      </w:r>
+      <w:hyperlink r:id="rId9">
         <w:r>
-          <w:delText xml:space="preserve">It may also be the case that you’re working with very large datasets. Generally I would define this as 10+ million rows. As is outlined in this document, the 3 main players in the data analysis space are Base R,</w:delText>
+          <w:rPr>
+            <w:rStyle w:val="Hyperlink"/>
+          </w:rPr>
+          <w:t xml:space="preserve">this Stack Overflow post</w:t>
         </w:r>
-      </w:del>
-      <w:del w:id="4" w:author="PR Preview" w:date="2026-01-01T00:00:00Z">
-        <w:r>
-          <w:delText xml:space="preserve"> </w:delText>
-        </w:r>
-      </w:del>
-      <w:del w:id="5" w:author="PR Preview" w:date="2026-01-01T00:00:00Z">
+      </w:hyperlink>
+      <w:r>
+        <w:t xml:space="preserve"> </w:t>
+      </w:r>
+      <w:r>
+        <w:t xml:space="preserve">and all 3 answers are worth a read.</w:t>
+      </w:r>
+    </w:p>
+    <w:p>
+      <w:pPr>
+        <w:pStyle w:val="BodyText"/>
+      </w:pPr>
+      <w:r>
+        <w:t xml:space="preserve">You can also get much of</w:t>
+      </w:r>
+      <w:r>
+        <w:t xml:space="preserve"> </w:t>
+      </w:r>
+      <w:r>
+        <w:rPr>
+          <w:rStyle w:val="VerbatimChar"/>
+        </w:rPr>
+        <w:t xml:space="preserve">data.table</w:t>
+      </w:r>
+      <w:r>
+        <w:t xml:space="preserve">’s speed while keeping</w:t>
+      </w:r>
+      <w:r>
+        <w:t xml:space="preserve"> </w:t>
+      </w:r>
+      <w:r>
+        <w:rPr>
+          <w:rStyle w:val="VerbatimChar"/>
+        </w:rPr>
+        <w:t xml:space="preserve">dplyr</w:t>
+      </w:r>
+      <w:r>
+        <w:t xml:space="preserve"> </w:t>
+      </w:r>
+      <w:r>
+        <w:t xml:space="preserve">syntax, which I find to be the best of both worlds.</w:t>
+      </w:r>
+      <w:r>
+        <w:t xml:space="preserve"> </w:t>
+      </w:r>
+      <w:hyperlink r:id="rId10">
         <w:r>
           <w:rPr>
             <w:rStyle w:val="VerbatimChar"/>
           </w:rPr>
-          <w:delText xml:space="preserve">Tidvyerse</w:delText>
+          <w:t xml:space="preserve">{dtplyr}</w:t>
         </w:r>
-      </w:del>
-      <w:del w:id="6" w:author="PR Preview" w:date="2026-01-01T00:00:00Z">
-        <w:r>
-          <w:delText xml:space="preserve"> </w:delText>
-        </w:r>
-      </w:del>
-      <w:del w:id="7" w:author="PR Preview" w:date="2026-01-01T00:00:00Z">
-        <w:r>
-          <w:delText xml:space="preserve">(more specificially,</w:delText>
-        </w:r>
-      </w:del>
-      <w:del w:id="8" w:author="PR Preview" w:date="2026-01-01T00:00:00Z">
-        <w:r>
-          <w:delText xml:space="preserve"> </w:delText>
-        </w:r>
-      </w:del>
-      <w:del w:id="9" w:author="PR Preview" w:date="2026-01-01T00:00:00Z">
-        <w:r>
-          <w:rPr>
-            <w:rStyle w:val="VerbatimChar"/>
-          </w:rPr>
-          <w:delText xml:space="preserve">dplyr</w:delText>
-        </w:r>
-      </w:del>
-      <w:del w:id="10" w:author="PR Preview" w:date="2026-01-01T00:00:00Z">
-        <w:r>
-          <w:delText xml:space="preserve">), and</w:delText>
-        </w:r>
-      </w:del>
-      <w:del w:id="11" w:author="PR Preview" w:date="2026-01-01T00:00:00Z">
-        <w:r>
-          <w:delText xml:space="preserve"> </w:delText>
-        </w:r>
-      </w:del>
-      <w:del w:id="12" w:author="PR Preview" w:date="2026-01-01T00:00:00Z">
-        <w:r>
-          <w:rPr>
-            <w:rStyle w:val="VerbatimChar"/>
-          </w:rPr>
-          <w:delText xml:space="preserve">data.table</w:delText>
-        </w:r>
-      </w:del>
-      <w:del w:id="13" w:author="PR Preview" w:date="2026-01-01T00:00:00Z">
-        <w:r>
-          <w:delText xml:space="preserve">. For a majority of things, Base R is inferior to both</w:delText>
-        </w:r>
-      </w:del>
-      <w:del w:id="14" w:author="PR Preview" w:date="2026-01-01T00:00:00Z">
-        <w:r>
-          <w:delText xml:space="preserve"> </w:delText>
-        </w:r>
-      </w:del>
-      <w:del w:id="15" w:author="PR Preview" w:date="2026-01-01T00:00:00Z">
-        <w:r>
-          <w:rPr>
-            <w:rStyle w:val="VerbatimChar"/>
-          </w:rPr>
-          <w:delText xml:space="preserve">dplyr</w:delText>
-        </w:r>
-      </w:del>
-      <w:del w:id="16" w:author="PR Preview" w:date="2026-01-01T00:00:00Z">
-        <w:r>
-          <w:delText xml:space="preserve"> </w:delText>
-        </w:r>
-      </w:del>
-      <w:del w:id="17" w:author="PR Preview" w:date="2026-01-01T00:00:00Z">
-        <w:r>
-          <w:delText xml:space="preserve">and</w:delText>
-        </w:r>
-      </w:del>
-      <w:del w:id="18" w:author="PR Preview" w:date="2026-01-01T00:00:00Z">
-        <w:r>
-          <w:delText xml:space="preserve"> </w:delText>
-        </w:r>
-      </w:del>
-      <w:del w:id="19" w:author="PR Preview" w:date="2026-01-01T00:00:00Z">
-        <w:r>
-          <w:rPr>
-            <w:rStyle w:val="VerbatimChar"/>
-          </w:rPr>
-          <w:delText xml:space="preserve">data.table</w:delText>
-        </w:r>
-      </w:del>
-      <w:del w:id="20" w:author="PR Preview" w:date="2026-01-01T00:00:00Z">
-        <w:r>
-          <w:delText xml:space="preserve">, with concise but less clear syntax and less speed.</w:delText>
-        </w:r>
-      </w:del>
-      <w:del w:id="21" w:author="PR Preview" w:date="2026-01-01T00:00:00Z">
-        <w:r>
-          <w:delText xml:space="preserve"> </w:delText>
-        </w:r>
-      </w:del>
-      <w:del w:id="22" w:author="PR Preview" w:date="2026-01-01T00:00:00Z">
-        <w:r>
-          <w:rPr>
-            <w:rStyle w:val="VerbatimChar"/>
-          </w:rPr>
-          <w:delText xml:space="preserve">Dplyr</w:delText>
-        </w:r>
-      </w:del>
-      <w:del w:id="23" w:author="PR Preview" w:date="2026-01-01T00:00:00Z">
-        <w:r>
-          <w:delText xml:space="preserve"> </w:delText>
-        </w:r>
-      </w:del>
-      <w:del w:id="24" w:author="PR Preview" w:date="2026-01-01T00:00:00Z">
-        <w:r>
-          <w:delText xml:space="preserve">is architected for medium and smaller data, and while its very fast for everyday usage, it trades off maximum performance for ease of use and syntax compared to</w:delText>
-        </w:r>
-      </w:del>
-      <w:del w:id="25" w:author="PR Preview" w:date="2026-01-01T00:00:00Z">
-        <w:r>
-          <w:delText xml:space="preserve"> </w:delText>
-        </w:r>
-      </w:del>
-      <w:del w:id="26" w:author="PR Preview" w:date="2026-01-01T00:00:00Z">
-        <w:r>
-          <w:rPr>
-            <w:rStyle w:val="VerbatimChar"/>
-          </w:rPr>
-          <w:delText xml:space="preserve">data.table</w:delText>
-        </w:r>
-      </w:del>
-      <w:del w:id="27" w:author="PR Preview" w:date="2026-01-01T00:00:00Z">
-        <w:r>
-          <w:delText xml:space="preserve">. An overview of the</w:delText>
-        </w:r>
-      </w:del>
-      <w:del w:id="28" w:author="PR Preview" w:date="2026-01-01T00:00:00Z">
-        <w:r>
-          <w:delText xml:space="preserve"> </w:delText>
-        </w:r>
-      </w:del>
-      <w:del w:id="29" w:author="PR Preview" w:date="2026-01-01T00:00:00Z">
-        <w:r>
-          <w:rPr>
-            <w:rStyle w:val="VerbatimChar"/>
-          </w:rPr>
-          <w:delText xml:space="preserve">dplyr</w:delText>
-        </w:r>
-      </w:del>
-      <w:del w:id="30" w:author="PR Preview" w:date="2026-01-01T00:00:00Z">
-        <w:r>
-          <w:delText xml:space="preserve"> </w:delText>
-        </w:r>
-      </w:del>
-      <w:del w:id="31" w:author="PR Preview" w:date="2026-01-01T00:00:00Z">
-        <w:r>
-          <w:delText xml:space="preserve">vs</w:delText>
-        </w:r>
-      </w:del>
-      <w:del w:id="32" w:author="PR Preview" w:date="2026-01-01T00:00:00Z">
-        <w:r>
-          <w:delText xml:space="preserve"> </w:delText>
-        </w:r>
-      </w:del>
-      <w:del w:id="33" w:author="PR Preview" w:date="2026-01-01T00:00:00Z">
-        <w:r>
-          <w:rPr>
-            <w:rStyle w:val="VerbatimChar"/>
-          </w:rPr>
-          <w:delText xml:space="preserve">data.table</w:delText>
-        </w:r>
-      </w:del>
-      <w:del w:id="34" w:author="PR Preview" w:date="2026-01-01T00:00:00Z">
-        <w:r>
-          <w:delText xml:space="preserve"> </w:delText>
-        </w:r>
-      </w:del>
-      <w:del w:id="35" w:author="PR Preview" w:date="2026-01-01T00:00:00Z">
-        <w:r>
-          <w:delText xml:space="preserve">debate can be found in</w:delText>
-        </w:r>
-      </w:del>
-      <w:del w:id="36" w:author="PR Preview" w:date="2026-01-01T00:00:00Z">
-        <w:r>
-          <w:delText xml:space="preserve"> </w:delText>
-        </w:r>
-      </w:del>
-      <w:hyperlink r:id="rId9">
-        <w:del w:id="37" w:author="PR Preview" w:date="2026-01-01T00:00:00Z">
-          <w:r>
-            <w:rPr>
-              <w:rStyle w:val="Hyperlink"/>
-            </w:rPr>
-            <w:delText xml:space="preserve">this stackoverflow post</w:delText>
-          </w:r>
-        </w:del>
       </w:hyperlink>
-      <w:del w:id="38" w:author="PR Preview" w:date="2026-01-01T00:00:00Z">
-        <w:r>
-          <w:delText xml:space="preserve"> </w:delText>
-        </w:r>
-      </w:del>
-      <w:del w:id="39" w:author="PR Preview" w:date="2026-01-01T00:00:00Z">
-        <w:r>
-          <w:delText xml:space="preserve">and all 3 answers are worth a read.</w:delText>
-        </w:r>
-      </w:del>
+      <w:r>
+        <w:t xml:space="preserve"> </w:t>
+      </w:r>
+      <w:r>
+        <w:t xml:space="preserve">provides a</w:t>
+      </w:r>
+      <w:r>
+        <w:t xml:space="preserve"> </w:t>
+      </w:r>
+      <w:r>
+        <w:rPr>
+          <w:rStyle w:val="VerbatimChar"/>
+        </w:rPr>
+        <w:t xml:space="preserve">data.table</w:t>
+      </w:r>
+      <w:r>
+        <w:t xml:space="preserve"> </w:t>
+      </w:r>
+      <w:r>
+        <w:t xml:space="preserve">backend for</w:t>
+      </w:r>
+      <w:r>
+        <w:t xml:space="preserve"> </w:t>
+      </w:r>
+      <w:r>
+        <w:rPr>
+          <w:rStyle w:val="VerbatimChar"/>
+        </w:rPr>
+        <w:t xml:space="preserve">dplyr</w:t>
+      </w:r>
+      <w:r>
+        <w:t xml:space="preserve">:</w:t>
+      </w:r>
+      <w:r>
+        <w:t xml:space="preserve"> </w:t>
+      </w:r>
+      <w:r>
+        <w:t xml:space="preserve">wrap any data frame with</w:t>
+      </w:r>
+      <w:r>
+        <w:t xml:space="preserve"> </w:t>
+      </w:r>
+      <w:r>
+        <w:rPr>
+          <w:rStyle w:val="VerbatimChar"/>
+        </w:rPr>
+        <w:t xml:space="preserve">dtplyr::lazy_dt()</w:t>
+      </w:r>
+      <w:r>
+        <w:t xml:space="preserve">, and</w:t>
+      </w:r>
+      <w:r>
+        <w:t xml:space="preserve"> </w:t>
+      </w:r>
+      <w:r>
+        <w:rPr>
+          <w:rStyle w:val="VerbatimChar"/>
+        </w:rPr>
+        <w:t xml:space="preserve">dplyr</w:t>
+      </w:r>
+      <w:r>
+        <w:t xml:space="preserve"> </w:t>
+      </w:r>
+      <w:r>
+        <w:t xml:space="preserve">verbs are translated into</w:t>
+      </w:r>
+      <w:r>
+        <w:t xml:space="preserve"> </w:t>
+      </w:r>
+      <w:r>
+        <w:rPr>
+          <w:rStyle w:val="VerbatimChar"/>
+        </w:rPr>
+        <w:t xml:space="preserve">data.table</w:t>
+      </w:r>
+      <w:r>
+        <w:t xml:space="preserve"> </w:t>
+      </w:r>
+      <w:r>
+        <w:t xml:space="preserve">code.</w:t>
+      </w:r>
+      <w:r>
+        <w:t xml:space="preserve"> </w:t>
+      </w:r>
+      <w:r>
+        <w:t xml:space="preserve">Running</w:t>
+      </w:r>
+      <w:r>
+        <w:t xml:space="preserve"> </w:t>
+      </w:r>
+      <w:r>
+        <w:rPr>
+          <w:rStyle w:val="VerbatimChar"/>
+        </w:rPr>
+        <w:t xml:space="preserve">dplyr</w:t>
+      </w:r>
+      <w:r>
+        <w:t xml:space="preserve"> </w:t>
+      </w:r>
+      <w:r>
+        <w:t xml:space="preserve">verbs on a plain</w:t>
+      </w:r>
+      <w:r>
+        <w:t xml:space="preserve"> </w:t>
+      </w:r>
+      <w:r>
+        <w:rPr>
+          <w:rStyle w:val="VerbatimChar"/>
+        </w:rPr>
+        <w:t xml:space="preserve">data.table</w:t>
+      </w:r>
+      <w:r>
+        <w:t xml:space="preserve"> </w:t>
+      </w:r>
+      <w:r>
+        <w:t xml:space="preserve">(for example, one made with</w:t>
+      </w:r>
+      <w:r>
+        <w:t xml:space="preserve"> </w:t>
+      </w:r>
+      <w:r>
+        <w:rPr>
+          <w:rStyle w:val="VerbatimChar"/>
+        </w:rPr>
+        <w:t xml:space="preserve">as.data.table()</w:t>
+      </w:r>
+      <w:r>
+        <w:t xml:space="preserve">) does not do this translation.</w:t>
+      </w:r>
+      <w:r>
+        <w:t xml:space="preserve"> </w:t>
+      </w:r>
+      <w:r>
+        <w:t xml:space="preserve">A</w:t>
+      </w:r>
+      <w:r>
+        <w:t xml:space="preserve"> </w:t>
+      </w:r>
+      <w:r>
+        <w:rPr>
+          <w:rStyle w:val="VerbatimChar"/>
+        </w:rPr>
+        <w:t xml:space="preserve">lazy_dt()</w:t>
+      </w:r>
+      <w:r>
+        <w:t xml:space="preserve"> </w:t>
+      </w:r>
+      <w:r>
+        <w:t xml:space="preserve">pipeline is lazy: nothing runs until you collect the result with</w:t>
+      </w:r>
+      <w:r>
+        <w:t xml:space="preserve"> </w:t>
+      </w:r>
+      <w:r>
+        <w:rPr>
+          <w:rStyle w:val="VerbatimChar"/>
+        </w:rPr>
+        <w:t xml:space="preserve">as_tibble()</w:t>
+      </w:r>
+      <w:r>
+        <w:t xml:space="preserve">,</w:t>
+      </w:r>
+      <w:r>
+        <w:t xml:space="preserve"> </w:t>
+      </w:r>
+      <w:r>
+        <w:rPr>
+          <w:rStyle w:val="VerbatimChar"/>
+        </w:rPr>
+        <w:t xml:space="preserve">as.data.table()</w:t>
+      </w:r>
+      <w:r>
+        <w:t xml:space="preserve">, or</w:t>
+      </w:r>
+      <w:r>
+        <w:t xml:space="preserve"> </w:t>
+      </w:r>
+      <w:r>
+        <w:rPr>
+          <w:rStyle w:val="VerbatimChar"/>
+        </w:rPr>
+        <w:t xml:space="preserve">collect()</w:t>
+      </w:r>
+      <w:r>
+        <w:t xml:space="preserve">.</w:t>
+      </w:r>
     </w:p>
     <w:p>
       <w:pPr>
         <w:pStyle w:val="BodyText"/>
       </w:pPr>
-      <w:del w:id="40" w:author="PR Preview" w:date="2026-01-01T00:00:00Z">
-        <w:r>
-          <w:delText xml:space="preserve">You can also achieve a performance boost by running</w:delText>
-        </w:r>
-      </w:del>
-      <w:del w:id="41" w:author="PR Preview" w:date="2026-01-01T00:00:00Z">
-        <w:r>
-          <w:delText xml:space="preserve"> </w:delText>
-        </w:r>
-      </w:del>
-      <w:del w:id="42" w:author="PR Preview" w:date="2026-01-01T00:00:00Z">
-        <w:r>
-          <w:rPr>
-            <w:rStyle w:val="VerbatimChar"/>
-          </w:rPr>
-          <w:delText xml:space="preserve">dplyr</w:delText>
-        </w:r>
-      </w:del>
-      <w:del w:id="43" w:author="PR Preview" w:date="2026-01-01T00:00:00Z">
-        <w:r>
-          <w:delText xml:space="preserve"> </w:delText>
-        </w:r>
-      </w:del>
-      <w:del w:id="44" w:author="PR Preview" w:date="2026-01-01T00:00:00Z">
-        <w:r>
-          <w:delText xml:space="preserve">commands on</w:delText>
-        </w:r>
-      </w:del>
-      <w:del w:id="45" w:author="PR Preview" w:date="2026-01-01T00:00:00Z">
-        <w:r>
-          <w:delText xml:space="preserve"> </w:delText>
-        </w:r>
-      </w:del>
-      <w:del w:id="46" w:author="PR Preview" w:date="2026-01-01T00:00:00Z">
-        <w:r>
-          <w:rPr>
-            <w:rStyle w:val="VerbatimChar"/>
-          </w:rPr>
-          <w:delText xml:space="preserve">data.table</w:delText>
-        </w:r>
-      </w:del>
-      <w:del w:id="47" w:author="PR Preview" w:date="2026-01-01T00:00:00Z">
-        <w:r>
-          <w:delText xml:space="preserve">s, which I find to be the best of both worlds, given that a</w:delText>
-        </w:r>
-      </w:del>
-      <w:del w:id="48" w:author="PR Preview" w:date="2026-01-01T00:00:00Z">
-        <w:r>
-          <w:delText xml:space="preserve"> </w:delText>
-        </w:r>
-      </w:del>
-      <w:del w:id="49" w:author="PR Preview" w:date="2026-01-01T00:00:00Z">
-        <w:r>
-          <w:rPr>
-            <w:rStyle w:val="VerbatimChar"/>
-          </w:rPr>
-          <w:delText xml:space="preserve">data.table</w:delText>
-        </w:r>
-      </w:del>
-      <w:del w:id="50" w:author="PR Preview" w:date="2026-01-01T00:00:00Z">
-        <w:r>
-          <w:delText xml:space="preserve"> </w:delText>
-        </w:r>
-      </w:del>
-      <w:del w:id="51" w:author="PR Preview" w:date="2026-01-01T00:00:00Z">
-        <w:r>
-          <w:delText xml:space="preserve">is a special type of</w:delText>
-        </w:r>
-      </w:del>
-      <w:del w:id="52" w:author="PR Preview" w:date="2026-01-01T00:00:00Z">
-        <w:r>
-          <w:delText xml:space="preserve"> </w:delText>
-        </w:r>
-      </w:del>
-      <w:del w:id="53" w:author="PR Preview" w:date="2026-01-01T00:00:00Z">
-        <w:r>
-          <w:rPr>
-            <w:rStyle w:val="VerbatimChar"/>
-          </w:rPr>
-          <w:delText xml:space="preserve">data.frame</w:delText>
-        </w:r>
-      </w:del>
-      <w:del w:id="54" w:author="PR Preview" w:date="2026-01-01T00:00:00Z">
-        <w:r>
-          <w:delText xml:space="preserve"> </w:delText>
-        </w:r>
-      </w:del>
-      <w:del w:id="55" w:author="PR Preview" w:date="2026-01-01T00:00:00Z">
-        <w:r>
-          <w:delText xml:space="preserve">and fairly easy to convert with the</w:delText>
-        </w:r>
-      </w:del>
-      <w:del w:id="56" w:author="PR Preview" w:date="2026-01-01T00:00:00Z">
-        <w:r>
-          <w:delText xml:space="preserve"> </w:delText>
-        </w:r>
-      </w:del>
-      <w:del w:id="57" w:author="PR Preview" w:date="2026-01-01T00:00:00Z">
-        <w:r>
-          <w:rPr>
-            <w:rStyle w:val="VerbatimChar"/>
-          </w:rPr>
-          <w:delText xml:space="preserve">as.data.table()</w:delText>
-        </w:r>
-      </w:del>
-      <w:del w:id="58" w:author="PR Preview" w:date="2026-01-01T00:00:00Z">
-        <w:r>
-          <w:delText xml:space="preserve"> </w:delText>
-        </w:r>
-      </w:del>
-      <w:del w:id="59" w:author="PR Preview" w:date="2026-01-01T00:00:00Z">
-        <w:r>
-          <w:delText xml:space="preserve">function. The speedup is due to</w:delText>
-        </w:r>
-      </w:del>
-      <w:del w:id="60" w:author="PR Preview" w:date="2026-01-01T00:00:00Z">
-        <w:r>
-          <w:delText xml:space="preserve"> </w:delText>
-        </w:r>
-      </w:del>
-      <w:del w:id="61" w:author="PR Preview" w:date="2026-01-01T00:00:00Z">
-        <w:r>
-          <w:rPr>
-            <w:rStyle w:val="VerbatimChar"/>
-          </w:rPr>
-          <w:delText xml:space="preserve">dplyr</w:delText>
-        </w:r>
-      </w:del>
-      <w:del w:id="62" w:author="PR Preview" w:date="2026-01-01T00:00:00Z">
-        <w:r>
-          <w:delText xml:space="preserve">’s use of the</w:delText>
-        </w:r>
-      </w:del>
-      <w:del w:id="63" w:author="PR Preview" w:date="2026-01-01T00:00:00Z">
-        <w:r>
-          <w:delText xml:space="preserve"> </w:delText>
-        </w:r>
-      </w:del>
-      <w:del w:id="64" w:author="PR Preview" w:date="2026-01-01T00:00:00Z">
-        <w:r>
-          <w:rPr>
-            <w:rStyle w:val="VerbatimChar"/>
-          </w:rPr>
-          <w:delText xml:space="preserve">data.table</w:delText>
-        </w:r>
-      </w:del>
-      <w:del w:id="65" w:author="PR Preview" w:date="2026-01-01T00:00:00Z">
-        <w:r>
-          <w:delText xml:space="preserve"> </w:delText>
-        </w:r>
-      </w:del>
-      <w:del w:id="66" w:author="PR Preview" w:date="2026-01-01T00:00:00Z">
-        <w:r>
-          <w:delText xml:space="preserve">backend and in the future this coupling should become even more natural.</w:delText>
-        </w:r>
-      </w:del>
+      <w:r>
+        <w:t xml:space="preserve">If you want to test whether using a certain coding approach increases speed, consider the</w:t>
+      </w:r>
+      <w:r>
+        <w:t xml:space="preserve"> </w:t>
+      </w:r>
+      <w:r>
+        <w:rPr>
+          <w:rStyle w:val="VerbatimChar"/>
+        </w:rPr>
+        <w:t xml:space="preserve">tictoc</w:t>
+      </w:r>
+      <w:r>
+        <w:t xml:space="preserve"> </w:t>
+      </w:r>
+      <w:r>
+        <w:t xml:space="preserve">package. Run</w:t>
+      </w:r>
+      <w:r>
+        <w:t xml:space="preserve"> </w:t>
+      </w:r>
+      <w:r>
+        <w:rPr>
+          <w:rStyle w:val="VerbatimChar"/>
+        </w:rPr>
+        <w:t xml:space="preserve">tic()</w:t>
+      </w:r>
+      <w:r>
+        <w:t xml:space="preserve"> </w:t>
+      </w:r>
+      <w:r>
+        <w:t xml:space="preserve">before a code chunk and</w:t>
+      </w:r>
+      <w:r>
+        <w:t xml:space="preserve"> </w:t>
+      </w:r>
+      <w:r>
+        <w:rPr>
+          <w:rStyle w:val="VerbatimChar"/>
+        </w:rPr>
+        <w:t xml:space="preserve">toc()</w:t>
+      </w:r>
+      <w:r>
+        <w:t xml:space="preserve"> </w:t>
+      </w:r>
+      <w:r>
+        <w:t xml:space="preserve">after to measure the amount of system time it takes to run the chunk. For example, you might use this to decide if you</w:t>
+      </w:r>
+      <w:r>
+        <w:t xml:space="preserve"> </w:t>
+      </w:r>
+      <w:r>
+        <w:rPr>
+          <w:i/>
+          <w:iCs/>
+        </w:rPr>
+        <w:t xml:space="preserve">really</w:t>
+      </w:r>
+      <w:r>
+        <w:t xml:space="preserve"> </w:t>
+      </w:r>
+      <w:r>
+        <w:t xml:space="preserve">need to switch a code chunk from</w:t>
+      </w:r>
+      <w:r>
+        <w:t xml:space="preserve"> </w:t>
+      </w:r>
+      <w:r>
+        <w:rPr>
+          <w:rStyle w:val="VerbatimChar"/>
+        </w:rPr>
+        <w:t xml:space="preserve">dplyr</w:t>
+      </w:r>
+      <w:r>
+        <w:t xml:space="preserve"> </w:t>
+      </w:r>
+      <w:r>
+        <w:t xml:space="preserve">to</w:t>
+      </w:r>
+      <w:r>
+        <w:t xml:space="preserve"> </w:t>
+      </w:r>
+      <w:r>
+        <w:rPr>
+          <w:rStyle w:val="VerbatimChar"/>
+        </w:rPr>
+        <w:t xml:space="preserve">data.table</w:t>
+      </w:r>
+      <w:r>
+        <w:t xml:space="preserve">.</w:t>
+      </w:r>
+    </w:p>
+    <w:bookmarkEnd w:id="11"/>
+    <w:bookmarkStart w:id="12" w:name="sec-using-downsampled-data"/>
+    <w:p>
+      <w:pPr>
+        <w:pStyle w:val="Heading2"/>
+      </w:pPr>
+      <w:r>
+        <w:t xml:space="preserve">2 Using downsampled data</w:t>
+      </w:r>
     </w:p>
     <w:p>
       <w:pPr>
         <w:pStyle w:val="FirstParagraph"/>
       </w:pPr>
-      <w:ins w:id="67" w:author="PR Preview" w:date="2026-01-01T00:00:00Z">
-        <w:r>
-          <w:t xml:space="preserve">It may also be the case that you’re working with very large datasets. Generally I would define this as 10+ million rows. As is outlined in this document, the 3 main players in the data analysis space are Base R,</w:t>
-        </w:r>
-      </w:ins>
-      <w:ins w:id="68" w:author="PR Preview" w:date="2026-01-01T00:00:00Z">
-        <w:r>
-          <w:t xml:space="preserve"> </w:t>
-        </w:r>
-      </w:ins>
-      <w:ins w:id="69" w:author="PR Preview" w:date="2026-01-01T00:00:00Z">
-        <w:r>
-          <w:rPr>
-            <w:rStyle w:val="VerbatimChar"/>
-          </w:rPr>
-          <w:t xml:space="preserve">Tidyverse</w:t>
-        </w:r>
-      </w:ins>
-      <w:ins w:id="70" w:author="PR Preview" w:date="2026-01-01T00:00:00Z">
-        <w:r>
-          <w:t xml:space="preserve"> </w:t>
-        </w:r>
-      </w:ins>
-      <w:ins w:id="71" w:author="PR Preview" w:date="2026-01-01T00:00:00Z">
-        <w:r>
-          <w:t xml:space="preserve">(more specificially,</w:t>
-        </w:r>
-      </w:ins>
-      <w:ins w:id="72" w:author="PR Preview" w:date="2026-01-01T00:00:00Z">
-        <w:r>
-          <w:t xml:space="preserve"> </w:t>
-        </w:r>
-      </w:ins>
-      <w:ins w:id="73" w:author="PR Preview" w:date="2026-01-01T00:00:00Z">
-        <w:r>
-          <w:rPr>
-            <w:rStyle w:val="VerbatimChar"/>
-          </w:rPr>
-          <w:t xml:space="preserve">dplyr</w:t>
-        </w:r>
-      </w:ins>
-      <w:ins w:id="74" w:author="PR Preview" w:date="2026-01-01T00:00:00Z">
-        <w:r>
-          <w:t xml:space="preserve">), and</w:t>
-        </w:r>
-      </w:ins>
-      <w:ins w:id="75" w:author="PR Preview" w:date="2026-01-01T00:00:00Z">
-        <w:r>
-          <w:t xml:space="preserve"> </w:t>
-        </w:r>
-      </w:ins>
-      <w:ins w:id="76" w:author="PR Preview" w:date="2026-01-01T00:00:00Z">
-        <w:r>
-          <w:rPr>
-            <w:rStyle w:val="VerbatimChar"/>
-          </w:rPr>
-          <w:t xml:space="preserve">data.table</w:t>
-        </w:r>
-      </w:ins>
-      <w:ins w:id="77" w:author="PR Preview" w:date="2026-01-01T00:00:00Z">
-        <w:r>
-          <w:t xml:space="preserve">. For a majority of things, Base R is inferior to both</w:t>
-        </w:r>
-      </w:ins>
-      <w:ins w:id="78" w:author="PR Preview" w:date="2026-01-01T00:00:00Z">
-        <w:r>
-          <w:t xml:space="preserve"> </w:t>
-        </w:r>
-      </w:ins>
-      <w:ins w:id="79" w:author="PR Preview" w:date="2026-01-01T00:00:00Z">
-        <w:r>
-          <w:rPr>
-            <w:rStyle w:val="VerbatimChar"/>
-          </w:rPr>
-          <w:t xml:space="preserve">dplyr</w:t>
-        </w:r>
-      </w:ins>
-      <w:ins w:id="80" w:author="PR Preview" w:date="2026-01-01T00:00:00Z">
-        <w:r>
-          <w:t xml:space="preserve"> </w:t>
-        </w:r>
-      </w:ins>
-      <w:ins w:id="81" w:author="PR Preview" w:date="2026-01-01T00:00:00Z">
-        <w:r>
-          <w:t xml:space="preserve">and</w:t>
-        </w:r>
-      </w:ins>
-      <w:ins w:id="82" w:author="PR Preview" w:date="2026-01-01T00:00:00Z">
-        <w:r>
-          <w:t xml:space="preserve"> </w:t>
-        </w:r>
-      </w:ins>
-      <w:ins w:id="83" w:author="PR Preview" w:date="2026-01-01T00:00:00Z">
-        <w:r>
-          <w:rPr>
-            <w:rStyle w:val="VerbatimChar"/>
-          </w:rPr>
-          <w:t xml:space="preserve">data.table</w:t>
-        </w:r>
-      </w:ins>
-      <w:ins w:id="84" w:author="PR Preview" w:date="2026-01-01T00:00:00Z">
-        <w:r>
-          <w:t xml:space="preserve">, with concise but less clear syntax and less speed.</w:t>
-        </w:r>
-      </w:ins>
-      <w:ins w:id="85" w:author="PR Preview" w:date="2026-01-01T00:00:00Z">
-        <w:r>
-          <w:t xml:space="preserve"> </w:t>
-        </w:r>
-      </w:ins>
-      <w:ins w:id="86" w:author="PR Preview" w:date="2026-01-01T00:00:00Z">
-        <w:r>
-          <w:rPr>
-            <w:rStyle w:val="VerbatimChar"/>
-          </w:rPr>
-          <w:t xml:space="preserve">Dplyr</w:t>
-        </w:r>
-      </w:ins>
-      <w:ins w:id="87" w:author="PR Preview" w:date="2026-01-01T00:00:00Z">
-        <w:r>
-          <w:t xml:space="preserve"> </w:t>
-        </w:r>
-      </w:ins>
-      <w:ins w:id="88" w:author="PR Preview" w:date="2026-01-01T00:00:00Z">
-        <w:r>
-          <w:t xml:space="preserve">is architected for medium and smaller data, and while its very fast for everyday usage, it trades off maximum performance for ease of use and syntax compared to</w:t>
-        </w:r>
-      </w:ins>
-      <w:ins w:id="89" w:author="PR Preview" w:date="2026-01-01T00:00:00Z">
-        <w:r>
-          <w:t xml:space="preserve"> </w:t>
-        </w:r>
-      </w:ins>
-      <w:ins w:id="90" w:author="PR Preview" w:date="2026-01-01T00:00:00Z">
-        <w:r>
-          <w:rPr>
-            <w:rStyle w:val="VerbatimChar"/>
-          </w:rPr>
-          <w:t xml:space="preserve">data.table</w:t>
-        </w:r>
-      </w:ins>
-      <w:ins w:id="91" w:author="PR Preview" w:date="2026-01-01T00:00:00Z">
-        <w:r>
-          <w:t xml:space="preserve">. An overview of the</w:t>
-        </w:r>
-      </w:ins>
-      <w:ins w:id="92" w:author="PR Preview" w:date="2026-01-01T00:00:00Z">
-        <w:r>
-          <w:t xml:space="preserve"> </w:t>
-        </w:r>
-      </w:ins>
-      <w:ins w:id="93" w:author="PR Preview" w:date="2026-01-01T00:00:00Z">
-        <w:r>
-          <w:rPr>
-            <w:rStyle w:val="VerbatimChar"/>
-          </w:rPr>
-          <w:t xml:space="preserve">dplyr</w:t>
-        </w:r>
-      </w:ins>
-      <w:ins w:id="94" w:author="PR Preview" w:date="2026-01-01T00:00:00Z">
-        <w:r>
-          <w:t xml:space="preserve"> </w:t>
-        </w:r>
-      </w:ins>
-      <w:ins w:id="95" w:author="PR Preview" w:date="2026-01-01T00:00:00Z">
-        <w:r>
-          <w:t xml:space="preserve">vs</w:t>
-        </w:r>
-      </w:ins>
-      <w:ins w:id="96" w:author="PR Preview" w:date="2026-01-01T00:00:00Z">
-        <w:r>
-          <w:t xml:space="preserve"> </w:t>
-        </w:r>
-      </w:ins>
-      <w:ins w:id="97" w:author="PR Preview" w:date="2026-01-01T00:00:00Z">
-        <w:r>
-          <w:rPr>
-            <w:rStyle w:val="VerbatimChar"/>
-          </w:rPr>
-          <w:t xml:space="preserve">data.table</w:t>
-        </w:r>
-      </w:ins>
-      <w:ins w:id="98" w:author="PR Preview" w:date="2026-01-01T00:00:00Z">
-        <w:r>
-          <w:t xml:space="preserve"> </w:t>
-        </w:r>
-      </w:ins>
-      <w:ins w:id="99" w:author="PR Preview" w:date="2026-01-01T00:00:00Z">
-        <w:r>
-          <w:t xml:space="preserve">debate can be found in</w:t>
-        </w:r>
-      </w:ins>
-      <w:ins w:id="100" w:author="PR Preview" w:date="2026-01-01T00:00:00Z">
-        <w:r>
-          <w:t xml:space="preserve"> </w:t>
-        </w:r>
-      </w:ins>
-      <w:hyperlink r:id="rId9">
-        <w:ins w:id="101" w:author="PR Preview" w:date="2026-01-01T00:00:00Z">
-          <w:r>
-            <w:rPr>
-              <w:rStyle w:val="Hyperlink"/>
-            </w:rPr>
-            <w:t xml:space="preserve">this stackoverflow post</w:t>
-          </w:r>
-        </w:ins>
-      </w:hyperlink>
-      <w:ins w:id="102" w:author="PR Preview" w:date="2026-01-01T00:00:00Z">
-        <w:r>
-          <w:t xml:space="preserve"> </w:t>
-        </w:r>
-      </w:ins>
-      <w:ins w:id="103" w:author="PR Preview" w:date="2026-01-01T00:00:00Z">
-        <w:r>
-          <w:t xml:space="preserve">and all 3 answers are worth a read.</w:t>
-        </w:r>
-      </w:ins>
+      <w:r>
+        <w:t xml:space="preserve">In our studies with very large datasets, we save</w:t>
+      </w:r>
+      <w:r>
+        <w:t xml:space="preserve"> </w:t>
+      </w:r>
+      <w:r>
+        <w:t xml:space="preserve">“downsampled”</w:t>
+      </w:r>
+      <w:r>
+        <w:t xml:space="preserve"> </w:t>
+      </w:r>
+      <w:r>
+        <w:t xml:space="preserve">data that usually includes a 1% random sample stratified by any important variables, such as year or household id. This allows us to efficiently write and test our code without having to load in large, slow datasets that can cause RStudio to freeze. Be very careful to be sure which dataset you are working with and to label results output accordingly.</w:t>
+      </w:r>
     </w:p>
-    <w:p>
-      <w:pPr>
-        <w:pStyle w:val="BodyText"/>
-      </w:pPr>
-      <w:ins w:id="104" w:author="PR Preview" w:date="2026-01-01T00:00:00Z">
-        <w:r>
-          <w:t xml:space="preserve">You can also achieve a performance boost by running</w:t>
-        </w:r>
-      </w:ins>
-      <w:ins w:id="105" w:author="PR Preview" w:date="2026-01-01T00:00:00Z">
-        <w:r>
-          <w:t xml:space="preserve"> </w:t>
-        </w:r>
-      </w:ins>
-      <w:ins w:id="106" w:author="PR Preview" w:date="2026-01-01T00:00:00Z">
-        <w:r>
-          <w:rPr>
-            <w:rStyle w:val="VerbatimChar"/>
-          </w:rPr>
-          <w:t xml:space="preserve">dplyr</w:t>
-        </w:r>
-      </w:ins>
-      <w:ins w:id="107" w:author="PR Preview" w:date="2026-01-01T00:00:00Z">
-        <w:r>
-          <w:t xml:space="preserve"> </w:t>
-        </w:r>
-      </w:ins>
-      <w:ins w:id="108" w:author="PR Preview" w:date="2026-01-01T00:00:00Z">
-        <w:r>
-          <w:t xml:space="preserve">commands on</w:t>
-        </w:r>
-      </w:ins>
-      <w:ins w:id="109" w:author="PR Preview" w:date="2026-01-01T00:00:00Z">
-        <w:r>
-          <w:t xml:space="preserve"> </w:t>
-        </w:r>
-      </w:ins>
-      <w:ins w:id="110" w:author="PR Preview" w:date="2026-01-01T00:00:00Z">
-        <w:r>
-          <w:rPr>
-            <w:rStyle w:val="VerbatimChar"/>
-          </w:rPr>
-          <w:t xml:space="preserve">data.table</w:t>
-        </w:r>
-      </w:ins>
-      <w:ins w:id="111" w:author="PR Preview" w:date="2026-01-01T00:00:00Z">
-        <w:r>
-          <w:t xml:space="preserve">s, which I find to be the best of both worlds, given that a</w:t>
-        </w:r>
-      </w:ins>
-      <w:ins w:id="112" w:author="PR Preview" w:date="2026-01-01T00:00:00Z">
-        <w:r>
-          <w:t xml:space="preserve"> </w:t>
-        </w:r>
-      </w:ins>
-      <w:ins w:id="113" w:author="PR Preview" w:date="2026-01-01T00:00:00Z">
-        <w:r>
-          <w:rPr>
-            <w:rStyle w:val="VerbatimChar"/>
-          </w:rPr>
-          <w:t xml:space="preserve">data.table</w:t>
-        </w:r>
-      </w:ins>
-      <w:ins w:id="114" w:author="PR Preview" w:date="2026-01-01T00:00:00Z">
-        <w:r>
-          <w:t xml:space="preserve"> </w:t>
-        </w:r>
-      </w:ins>
-      <w:ins w:id="115" w:author="PR Preview" w:date="2026-01-01T00:00:00Z">
-        <w:r>
-          <w:t xml:space="preserve">is a special type of</w:t>
-        </w:r>
-      </w:ins>
-      <w:ins w:id="116" w:author="PR Preview" w:date="2026-01-01T00:00:00Z">
-        <w:r>
-          <w:t xml:space="preserve"> </w:t>
-        </w:r>
-      </w:ins>
-      <w:ins w:id="117" w:author="PR Preview" w:date="2026-01-01T00:00:00Z">
-        <w:r>
-          <w:rPr>
-            <w:rStyle w:val="VerbatimChar"/>
-          </w:rPr>
-          <w:t xml:space="preserve">data.frame</w:t>
-        </w:r>
-      </w:ins>
-      <w:ins w:id="118" w:author="PR Preview" w:date="2026-01-01T00:00:00Z">
-        <w:r>
-          <w:t xml:space="preserve"> </w:t>
-        </w:r>
-      </w:ins>
-      <w:ins w:id="119" w:author="PR Preview" w:date="2026-01-01T00:00:00Z">
-        <w:r>
-          <w:t xml:space="preserve">and fairly easy to convert with the</w:t>
-        </w:r>
-      </w:ins>
-      <w:ins w:id="120" w:author="PR Preview" w:date="2026-01-01T00:00:00Z">
-        <w:r>
-          <w:t xml:space="preserve"> </w:t>
-        </w:r>
-      </w:ins>
-      <w:ins w:id="121" w:author="PR Preview" w:date="2026-01-01T00:00:00Z">
-        <w:r>
-          <w:rPr>
-            <w:rStyle w:val="VerbatimChar"/>
-          </w:rPr>
-          <w:t xml:space="preserve">as.data.table()</w:t>
-        </w:r>
-      </w:ins>
-      <w:ins w:id="122" w:author="PR Preview" w:date="2026-01-01T00:00:00Z">
-        <w:r>
-          <w:t xml:space="preserve"> </w:t>
-        </w:r>
-      </w:ins>
-      <w:ins w:id="123" w:author="PR Preview" w:date="2026-01-01T00:00:00Z">
-        <w:r>
-          <w:t xml:space="preserve">function. The</w:t>
-        </w:r>
-      </w:ins>
-      <w:ins w:id="124" w:author="PR Preview" w:date="2026-01-01T00:00:00Z">
-        <w:r>
-          <w:t xml:space="preserve"> </w:t>
-        </w:r>
-      </w:ins>
-      <w:ins w:id="125" w:author="PR Preview" w:date="2026-01-01T00:00:00Z">
-        <w:r>
-          <w:rPr>
-            <w:rStyle w:val="VerbatimChar"/>
-          </w:rPr>
-          <w:t xml:space="preserve">dtplyr</w:t>
-        </w:r>
-      </w:ins>
-      <w:ins w:id="126" w:author="PR Preview" w:date="2026-01-01T00:00:00Z">
-        <w:r>
-          <w:t xml:space="preserve"> </w:t>
-        </w:r>
-      </w:ins>
-      <w:ins w:id="127" w:author="PR Preview" w:date="2026-01-01T00:00:00Z">
-        <w:r>
-          <w:t xml:space="preserve">package provides this: it translates</w:t>
-        </w:r>
-      </w:ins>
-      <w:ins w:id="128" w:author="PR Preview" w:date="2026-01-01T00:00:00Z">
-        <w:r>
-          <w:t xml:space="preserve"> </w:t>
-        </w:r>
-      </w:ins>
-      <w:ins w:id="129" w:author="PR Preview" w:date="2026-01-01T00:00:00Z">
-        <w:r>
-          <w:rPr>
-            <w:rStyle w:val="VerbatimChar"/>
-          </w:rPr>
-          <w:t xml:space="preserve">dplyr</w:t>
-        </w:r>
-      </w:ins>
-      <w:ins w:id="130" w:author="PR Preview" w:date="2026-01-01T00:00:00Z">
-        <w:r>
-          <w:t xml:space="preserve"> </w:t>
-        </w:r>
-      </w:ins>
-      <w:ins w:id="131" w:author="PR Preview" w:date="2026-01-01T00:00:00Z">
-        <w:r>
-          <w:t xml:space="preserve">code into</w:t>
-        </w:r>
-      </w:ins>
-      <w:ins w:id="132" w:author="PR Preview" w:date="2026-01-01T00:00:00Z">
-        <w:r>
-          <w:t xml:space="preserve"> </w:t>
-        </w:r>
-      </w:ins>
-      <w:ins w:id="133" w:author="PR Preview" w:date="2026-01-01T00:00:00Z">
-        <w:r>
-          <w:rPr>
-            <w:rStyle w:val="VerbatimChar"/>
-          </w:rPr>
-          <w:t xml:space="preserve">data.table</w:t>
-        </w:r>
-      </w:ins>
-      <w:ins w:id="134" w:author="PR Preview" w:date="2026-01-01T00:00:00Z">
-        <w:r>
-          <w:t xml:space="preserve"> </w:t>
-        </w:r>
-      </w:ins>
-      <w:ins w:id="135" w:author="PR Preview" w:date="2026-01-01T00:00:00Z">
-        <w:r>
-          <w:t xml:space="preserve">code, which is the source of the speedup.</w:t>
-        </w:r>
-      </w:ins>
-    </w:p>
-    <w:p>
-      <w:pPr>
-        <w:pStyle w:val="BodyText"/>
-      </w:pPr>
-      <w:r>
-        <w:t xml:space="preserve">If you want to test whether using a certain coding approach increases speed, consider the</w:t>
-      </w:r>
-      <w:r>
-        <w:t xml:space="preserve"> </w:t>
-      </w:r>
-      <w:r>
-        <w:rPr>
-          <w:rStyle w:val="VerbatimChar"/>
-        </w:rPr>
-        <w:t xml:space="preserve">tictoc</w:t>
-      </w:r>
-      <w:r>
-        <w:t xml:space="preserve"> </w:t>
-      </w:r>
-      <w:r>
-        <w:t xml:space="preserve">package. Run</w:t>
-      </w:r>
-      <w:r>
-        <w:t xml:space="preserve"> </w:t>
-      </w:r>
-      <w:r>
-        <w:rPr>
-          <w:rStyle w:val="VerbatimChar"/>
-        </w:rPr>
-        <w:t xml:space="preserve">tic()</w:t>
-      </w:r>
-      <w:r>
-        <w:t xml:space="preserve"> </w:t>
-      </w:r>
-      <w:r>
-        <w:t xml:space="preserve">before a code chunk and</w:t>
-      </w:r>
-      <w:r>
-        <w:t xml:space="preserve"> </w:t>
-      </w:r>
-      <w:r>
-        <w:rPr>
-          <w:rStyle w:val="VerbatimChar"/>
-        </w:rPr>
-        <w:t xml:space="preserve">toc()</w:t>
-      </w:r>
-      <w:r>
-        <w:t xml:space="preserve"> </w:t>
-      </w:r>
-      <w:r>
-        <w:t xml:space="preserve">after to measure the amount of system time it takes to run the chunk. For example, you might use this to decide if you</w:t>
-      </w:r>
-      <w:r>
-        <w:t xml:space="preserve"> </w:t>
-      </w:r>
-      <w:r>
-        <w:rPr>
-          <w:i/>
-          <w:iCs/>
-        </w:rPr>
-        <w:t xml:space="preserve">really</w:t>
-      </w:r>
-      <w:r>
-        <w:t xml:space="preserve"> </w:t>
-      </w:r>
-      <w:r>
-        <w:t xml:space="preserve">need to switch a code chunk from</w:t>
-      </w:r>
-      <w:r>
-        <w:t xml:space="preserve"> </w:t>
-      </w:r>
-      <w:r>
-        <w:rPr>
-          <w:rStyle w:val="VerbatimChar"/>
-        </w:rPr>
-        <w:t xml:space="preserve">dplyr</w:t>
-      </w:r>
-      <w:r>
-        <w:t xml:space="preserve"> </w:t>
-      </w:r>
-      <w:r>
-        <w:t xml:space="preserve">to</w:t>
-      </w:r>
-      <w:r>
-        <w:t xml:space="preserve"> </w:t>
-      </w:r>
-      <w:r>
-        <w:rPr>
-          <w:rStyle w:val="VerbatimChar"/>
-        </w:rPr>
-        <w:t xml:space="preserve">data.table</w:t>
-      </w:r>
-      <w:r>
-        <w:t xml:space="preserve">.</w:t>
-      </w:r>
-    </w:p>
-    <w:bookmarkEnd w:id="10"/>
-    <w:bookmarkStart w:id="11" w:name="sec-using-downsampled-data"/>
-    <w:p>
-      <w:pPr>
-        <w:pStyle w:val="Heading2"/>
-      </w:pPr>
-      <w:r>
-        <w:t xml:space="preserve">2 Using downsampled data</w:t>
-      </w:r>
-    </w:p>
-    <w:p>
-      <w:pPr>
-        <w:pStyle w:val="FirstParagraph"/>
-      </w:pPr>
-      <w:r>
-        <w:t xml:space="preserve">In our studies with very large datasets, we save</w:t>
-      </w:r>
-      <w:r>
-        <w:t xml:space="preserve"> </w:t>
-      </w:r>
-      <w:r>
-        <w:t xml:space="preserve">“downsampled”</w:t>
-      </w:r>
-      <w:r>
-        <w:t xml:space="preserve"> </w:t>
-      </w:r>
-      <w:r>
-        <w:t xml:space="preserve">data that usually includes a 1% random sample stratified by any important variables, such as year or household id. This allows us to efficiently write and test our code without having to load in large, slow datasets that can cause RStudio to freeze. Be very careful to be sure which dataset you are working with and to label results output accordingly.</w:t>
-      </w:r>
-    </w:p>
-    <w:bookmarkEnd w:id="11"/>
-    <w:bookmarkStart w:id="12" w:name="sec-optimal-rstudio-set-up"/>
+    <w:bookmarkEnd w:id="12"/>
+    <w:bookmarkStart w:id="13" w:name="sec-optimal-rstudio-set-up"/>
     <w:p>
       <w:pPr>
         <w:pStyle w:val="Heading2"/>
@@ -1105,7 +715,7 @@
         <w:t xml:space="preserve">Unfortunately RStudio often gets slow and/or freezes after hours working with big datasets. Sometimes it is much more efficient to just use Terminal / gitbash to run code and make updates in git.</w:t>
       </w:r>
     </w:p>
-    <w:bookmarkEnd w:id="12"/>
+    <w:bookmarkEnd w:id="13"/>
     <w:sectPr>
       <w:footnotePr>
         <w:numRestart w:val="eachSect"/>
